--- a/legal_docs/05_事實說明與款項計算書.docx
+++ b/legal_docs/05_事實說明與款項計算書.docx
@@ -4,67 +4,55 @@
   <w:body>
     <w:p>
       <w:pPr>
-        <w:spacing w:after="240" w:before="0"/>
+        <w:spacing w:before="240" w:after="120"/>
       </w:pPr>
       <w:r>
         <w:rPr>
-          <w:rFonts w:ascii="PingFang TC" w:hAnsi="PingFang TC"/>
           <w:b/>
-          <w:color w:val="A83212"/>
-          <w:sz w:val="36"/>
+          <w:color w:val="0F172A"/>
+          <w:sz w:val="32"/>
         </w:rPr>
-        <w:t>富宇大境（A2 區）資產結算事實說明與款項計算書</w:t>
+        <w:t>富宇大境（A2 區）獨立分流資產結算事實說明與款項計算書</w:t>
+      </w:r>
+    </w:p>
+    <w:p>
+      <w:r/>
+      <w:r>
+        <w:rPr>
+          <w:b/>
+        </w:rPr>
+        <w:t>編製單位</w:t>
+      </w:r>
+      <w:r>
+        <w:t>：富宇大境 A2 區全體 6 戶區分所有權人</w:t>
+      </w:r>
+    </w:p>
+    <w:p>
+      <w:r/>
+      <w:r>
+        <w:rPr>
+          <w:b/>
+        </w:rPr>
+        <w:t>編製日期</w:t>
+      </w:r>
+      <w:r>
+        <w:t>：中華民國 115 年__________月__________日</w:t>
+      </w:r>
+    </w:p>
+    <w:p>
+      <w:r>
+        <w:t>---</w:t>
       </w:r>
     </w:p>
     <w:p>
       <w:pPr>
-        <w:spacing w:after="120" w:line="312" w:lineRule="auto"/>
+        <w:spacing w:before="160" w:after="40"/>
       </w:pPr>
       <w:r>
         <w:rPr>
-          <w:rFonts w:ascii="PingFang TC" w:hAnsi="PingFang TC"/>
-          <w:color w:val="2D3748"/>
-          <w:sz w:val="20"/>
-        </w:rPr>
-        <w:t># 富宇大境（A2 區）獨立分流資產結算事實說明與款項計算書</w:t>
-      </w:r>
-    </w:p>
-    <w:p>
-      <w:pPr>
-        <w:spacing w:after="120" w:line="312" w:lineRule="auto"/>
-      </w:pPr>
-      <w:r>
-        <w:rPr>
-          <w:rFonts w:ascii="PingFang TC" w:hAnsi="PingFang TC"/>
-          <w:color w:val="2D3748"/>
-          <w:sz w:val="20"/>
-        </w:rPr>
-        <w:t>編製單位：富宇大境 A2 區全體 6 戶區分所有權人</w:t>
-      </w:r>
-    </w:p>
-    <w:p>
-      <w:pPr>
-        <w:spacing w:after="120" w:line="312" w:lineRule="auto"/>
-      </w:pPr>
-      <w:r>
-        <w:rPr>
-          <w:rFonts w:ascii="PingFang TC" w:hAnsi="PingFang TC"/>
-          <w:color w:val="2D3748"/>
-          <w:sz w:val="20"/>
-        </w:rPr>
-        <w:t>編製日期：中華民國 115 年【待查證】月【待查證】日</w:t>
-      </w:r>
-    </w:p>
-    <w:p>
-      <w:pPr>
-        <w:spacing w:before="240" w:after="120"/>
-      </w:pPr>
-      <w:r>
-        <w:rPr>
-          <w:rFonts w:ascii="PingFang TC" w:hAnsi="PingFang TC"/>
           <w:b/>
-          <w:color w:val="DE5814"/>
-          <w:sz w:val="26"/>
+          <w:color w:val="0F172A"/>
+          <w:sz w:val="23"/>
         </w:rPr>
         <w:t>一、專案資產基礎事實（客觀基準數：280,231 元）</w:t>
       </w:r>
@@ -76,21 +64,25 @@
         <w:tblLook w:firstColumn="1" w:firstRow="1" w:lastColumn="0" w:lastRow="0" w:noHBand="0" w:noVBand="1" w:val="04A0"/>
       </w:tblPr>
       <w:tblGrid>
-        <w:gridCol w:w="3202"/>
-        <w:gridCol w:w="3202"/>
-        <w:gridCol w:w="3202"/>
+        <w:gridCol w:w="3312"/>
+        <w:gridCol w:w="3312"/>
+        <w:gridCol w:w="3312"/>
       </w:tblGrid>
       <w:tr>
         <w:tc>
           <w:tcPr>
-            <w:tcW w:type="dxa" w:w="3202"/>
-            <w:shd w:fill="2D3748"/>
+            <w:tcW w:type="dxa" w:w="3312"/>
+            <w:shd w:fill="F1F5F9"/>
           </w:tcPr>
           <w:p>
+            <w:pPr>
+              <w:spacing w:after="40" w:line="276" w:lineRule="auto"/>
+            </w:pPr>
             <w:r>
               <w:rPr>
+                <w:rFonts w:ascii="Microsoft JhengHei" w:hAnsi="Microsoft JhengHei"/>
                 <w:b/>
-                <w:color w:val="FFFFFF"/>
+                <w:color w:val="0F172A"/>
                 <w:sz w:val="19"/>
               </w:rPr>
               <w:t>項目名稱</w:t>
@@ -99,14 +91,18 @@
         </w:tc>
         <w:tc>
           <w:tcPr>
-            <w:tcW w:type="dxa" w:w="3202"/>
-            <w:shd w:fill="2D3748"/>
+            <w:tcW w:type="dxa" w:w="3312"/>
+            <w:shd w:fill="F1F5F9"/>
           </w:tcPr>
           <w:p>
+            <w:pPr>
+              <w:spacing w:after="40" w:line="276" w:lineRule="auto"/>
+            </w:pPr>
             <w:r>
               <w:rPr>
+                <w:rFonts w:ascii="Microsoft JhengHei" w:hAnsi="Microsoft JhengHei"/>
                 <w:b/>
-                <w:color w:val="FFFFFF"/>
+                <w:color w:val="0F172A"/>
                 <w:sz w:val="19"/>
               </w:rPr>
               <w:t>核定本金</w:t>
@@ -115,14 +111,18 @@
         </w:tc>
         <w:tc>
           <w:tcPr>
-            <w:tcW w:type="dxa" w:w="3202"/>
-            <w:shd w:fill="2D3748"/>
+            <w:tcW w:type="dxa" w:w="3312"/>
+            <w:shd w:fill="F1F5F9"/>
           </w:tcPr>
           <w:p>
+            <w:pPr>
+              <w:spacing w:after="40" w:line="276" w:lineRule="auto"/>
+            </w:pPr>
             <w:r>
               <w:rPr>
+                <w:rFonts w:ascii="Microsoft JhengHei" w:hAnsi="Microsoft JhengHei"/>
                 <w:b/>
-                <w:color w:val="FFFFFF"/>
+                <w:color w:val="0F172A"/>
                 <w:sz w:val="19"/>
               </w:rPr>
               <w:t>法令定性與財務憑據</w:t>
@@ -133,14 +133,16 @@
       <w:tr>
         <w:tc>
           <w:tcPr>
-            <w:tcW w:type="dxa" w:w="3202"/>
-            <w:shd w:fill="F8FAFC"/>
+            <w:tcW w:type="dxa" w:w="3312"/>
           </w:tcPr>
           <w:p>
+            <w:pPr>
+              <w:spacing w:after="40" w:line="276" w:lineRule="auto"/>
+            </w:pPr>
             <w:r>
               <w:rPr>
-                <w:color w:val="2D3748"/>
-                <w:sz w:val="18"/>
+                <w:rFonts w:ascii="Microsoft JhengHei" w:hAnsi="Microsoft JhengHei"/>
+                <w:sz w:val="19"/>
               </w:rPr>
               <w:t>新光銀行 A2 大境定存單（第 2 筆）</w:t>
             </w:r>
@@ -148,14 +150,16 @@
         </w:tc>
         <w:tc>
           <w:tcPr>
-            <w:tcW w:type="dxa" w:w="3202"/>
-            <w:shd w:fill="F8FAFC"/>
+            <w:tcW w:type="dxa" w:w="3312"/>
           </w:tcPr>
           <w:p>
+            <w:pPr>
+              <w:spacing w:after="40" w:line="276" w:lineRule="auto"/>
+            </w:pPr>
             <w:r>
               <w:rPr>
-                <w:color w:val="2D3748"/>
-                <w:sz w:val="18"/>
+                <w:rFonts w:ascii="Microsoft JhengHei" w:hAnsi="Microsoft JhengHei"/>
+                <w:sz w:val="19"/>
               </w:rPr>
               <w:t>NT$ 220,231 元</w:t>
             </w:r>
@@ -163,16 +167,18 @@
         </w:tc>
         <w:tc>
           <w:tcPr>
-            <w:tcW w:type="dxa" w:w="3202"/>
-            <w:shd w:fill="F8FAFC"/>
+            <w:tcW w:type="dxa" w:w="3312"/>
           </w:tcPr>
           <w:p>
+            <w:pPr>
+              <w:spacing w:after="40" w:line="276" w:lineRule="auto"/>
+            </w:pPr>
             <w:r>
               <w:rPr>
-                <w:color w:val="2D3748"/>
-                <w:sz w:val="18"/>
+                <w:rFonts w:ascii="Microsoft JhengHei" w:hAnsi="Microsoft JhengHei"/>
+                <w:sz w:val="19"/>
               </w:rPr>
-              <w:t>富宇大地管委會 115 年 5 月例會決議及 9 月財報專單保管之市府核退公款，孳息【待查證】。</w:t>
+              <w:t>富宇大地管委會 115 年 5 月例會決議及 9 月財報專單保管之市府核退公款，孳息__________。</w:t>
             </w:r>
           </w:p>
         </w:tc>
@@ -180,13 +186,16 @@
       <w:tr>
         <w:tc>
           <w:tcPr>
-            <w:tcW w:type="dxa" w:w="3202"/>
+            <w:tcW w:type="dxa" w:w="3312"/>
           </w:tcPr>
           <w:p>
+            <w:pPr>
+              <w:spacing w:after="40" w:line="276" w:lineRule="auto"/>
+            </w:pPr>
             <w:r>
               <w:rPr>
-                <w:color w:val="2D3748"/>
-                <w:sz w:val="18"/>
+                <w:rFonts w:ascii="Microsoft JhengHei" w:hAnsi="Microsoft JhengHei"/>
+                <w:sz w:val="19"/>
               </w:rPr>
               <w:t>起造人富宇建設交屋管理基金</w:t>
             </w:r>
@@ -194,13 +203,16 @@
         </w:tc>
         <w:tc>
           <w:tcPr>
-            <w:tcW w:type="dxa" w:w="3202"/>
+            <w:tcW w:type="dxa" w:w="3312"/>
           </w:tcPr>
           <w:p>
+            <w:pPr>
+              <w:spacing w:after="40" w:line="276" w:lineRule="auto"/>
+            </w:pPr>
             <w:r>
               <w:rPr>
-                <w:color w:val="2D3748"/>
-                <w:sz w:val="18"/>
+                <w:rFonts w:ascii="Microsoft JhengHei" w:hAnsi="Microsoft JhengHei"/>
+                <w:sz w:val="19"/>
               </w:rPr>
               <w:t>NT$ 60,000 元</w:t>
             </w:r>
@@ -208,13 +220,16 @@
         </w:tc>
         <w:tc>
           <w:tcPr>
-            <w:tcW w:type="dxa" w:w="3202"/>
+            <w:tcW w:type="dxa" w:w="3312"/>
           </w:tcPr>
           <w:p>
+            <w:pPr>
+              <w:spacing w:after="40" w:line="276" w:lineRule="auto"/>
+            </w:pPr>
             <w:r>
               <w:rPr>
-                <w:color w:val="2D3748"/>
-                <w:sz w:val="18"/>
+                <w:rFonts w:ascii="Microsoft JhengHei" w:hAnsi="Microsoft JhengHei"/>
+                <w:sz w:val="19"/>
               </w:rPr>
               <w:t>原始交屋時起造人按戶提撥之準備金（每戶 10,000 元 × 6 戶 ＝ 60,000 元）。</w:t>
             </w:r>
@@ -224,14 +239,16 @@
       <w:tr>
         <w:tc>
           <w:tcPr>
-            <w:tcW w:type="dxa" w:w="3202"/>
-            <w:shd w:fill="F8FAFC"/>
+            <w:tcW w:type="dxa" w:w="3312"/>
           </w:tcPr>
           <w:p>
+            <w:pPr>
+              <w:spacing w:after="40" w:line="276" w:lineRule="auto"/>
+            </w:pPr>
             <w:r>
               <w:rPr>
-                <w:color w:val="2D3748"/>
-                <w:sz w:val="18"/>
+                <w:rFonts w:ascii="Microsoft JhengHei" w:hAnsi="Microsoft JhengHei"/>
+                <w:sz w:val="19"/>
               </w:rPr>
               <w:t>專案資產本金總額</w:t>
             </w:r>
@@ -239,14 +256,16 @@
         </w:tc>
         <w:tc>
           <w:tcPr>
-            <w:tcW w:type="dxa" w:w="3202"/>
-            <w:shd w:fill="F8FAFC"/>
+            <w:tcW w:type="dxa" w:w="3312"/>
           </w:tcPr>
           <w:p>
+            <w:pPr>
+              <w:spacing w:after="40" w:line="276" w:lineRule="auto"/>
+            </w:pPr>
             <w:r>
               <w:rPr>
-                <w:color w:val="2D3748"/>
-                <w:sz w:val="18"/>
+                <w:rFonts w:ascii="Microsoft JhengHei" w:hAnsi="Microsoft JhengHei"/>
+                <w:sz w:val="19"/>
               </w:rPr>
               <w:t>NT$ 280,231 元</w:t>
             </w:r>
@@ -254,14 +273,16 @@
         </w:tc>
         <w:tc>
           <w:tcPr>
-            <w:tcW w:type="dxa" w:w="3202"/>
-            <w:shd w:fill="F8FAFC"/>
+            <w:tcW w:type="dxa" w:w="3312"/>
           </w:tcPr>
           <w:p>
+            <w:pPr>
+              <w:spacing w:after="40" w:line="276" w:lineRule="auto"/>
+            </w:pPr>
             <w:r>
               <w:rPr>
-                <w:color w:val="2D3748"/>
-                <w:sz w:val="18"/>
+                <w:rFonts w:ascii="Microsoft JhengHei" w:hAnsi="Microsoft JhengHei"/>
+                <w:sz w:val="19"/>
               </w:rPr>
               <w:t>未計法定孳息。原始卷宗誤植之 284,731 元全數作廢。</w:t>
             </w:r>
@@ -270,157 +291,342 @@
       </w:tr>
     </w:tbl>
     <w:p>
-      <w:pPr>
-        <w:spacing w:after="120"/>
-      </w:pPr>
+      <w:r>
+        <w:t>---</w:t>
+      </w:r>
     </w:p>
     <w:p>
       <w:pPr>
-        <w:spacing w:before="240" w:after="120"/>
+        <w:spacing w:before="160" w:after="40"/>
       </w:pPr>
       <w:r>
         <w:rPr>
-          <w:rFonts w:ascii="PingFang TC" w:hAnsi="PingFang TC"/>
           <w:b/>
-          <w:color w:val="DE5814"/>
-          <w:sz w:val="26"/>
+          <w:color w:val="0F172A"/>
+          <w:sz w:val="23"/>
         </w:rPr>
         <w:t>二、相對人（管委會）可能主張之扣抵抗辯與防禦策略</w:t>
       </w:r>
     </w:p>
     <w:p>
-      <w:pPr>
-        <w:spacing w:after="120" w:line="312" w:lineRule="auto"/>
-      </w:pPr>
+      <w:r>
+        <w:t xml:space="preserve">1. </w:t>
+      </w:r>
       <w:r>
         <w:rPr>
-          <w:rFonts w:ascii="PingFang TC" w:hAnsi="PingFang TC"/>
-          <w:color w:val="2D3748"/>
-          <w:sz w:val="20"/>
+          <w:b/>
         </w:rPr>
-        <w:t>1. 抗辯一：個別住戶管理費欠繳抵銷</w:t>
+        <w:t>抗辯一：個別住戶管理費欠繳抵銷</w:t>
+      </w:r>
+      <w:r/>
+    </w:p>
+    <w:p>
+      <w:r>
+        <w:t>- *管委會主張*：若 A2 有住戶欠繳管理費，應自返還基金中扣抵。</w:t>
+      </w:r>
+    </w:p>
+    <w:p>
+      <w:r>
+        <w:t>- *法律防禦*：依《條例》第 21 條，催繳管理費係個別區權人之債權債務關係，管委會應循督促程序催繳，不得自全體共有之公用基金中作不當聯結扣抵。但為求和解，若有確定欠費戶，得協議由該戶分得之利益額度限額抵充。</w:t>
+      </w:r>
+    </w:p>
+    <w:p>
+      <w:r>
+        <w:t xml:space="preserve">2. </w:t>
+      </w:r>
+      <w:r>
+        <w:rPr>
+          <w:b/>
+        </w:rPr>
+        <w:t>抗辯二：外包物業保全清潔合約過渡期分攤</w:t>
+      </w:r>
+      <w:r/>
+    </w:p>
+    <w:p>
+      <w:r>
+        <w:t>- *管委會主張*：大社區已簽訂全年度保全與清潔合約（以 241 戶編列），若 A2 退出，將產生合約未滿之空缺分攤損失（預估數萬元）。</w:t>
+      </w:r>
+    </w:p>
+    <w:p>
+      <w:r>
+        <w:t>- *法律防禦*：A2 自始未要求保全越區巡邏且垃圾自理，大社區物業並未對 A2 提供實質勞務；合約亦得依戶數變動調整。然考量契約過渡期，A2 可同意負擔適度之「過渡行政分攤補貼」以促成和解。</w:t>
+      </w:r>
+    </w:p>
+    <w:p>
+      <w:r>
+        <w:t xml:space="preserve">3. </w:t>
+      </w:r>
+      <w:r>
+        <w:rPr>
+          <w:b/>
+        </w:rPr>
+        <w:t>抗辯三：合併期間（115/5/14 至今）行政維護管理公攤費</w:t>
+      </w:r>
+      <w:r/>
+    </w:p>
+    <w:p>
+      <w:r>
+        <w:t>- *管委會主張*：自合併登記起至大會決議變更日止，A2 仍具會員身分，應分攤總體行政公攤成本。</w:t>
+      </w:r>
+    </w:p>
+    <w:p>
+      <w:r>
+        <w:t>- *法律防禦*：A2 未享受任何內部公共水電，但形式上確實共享大社區行政報備資源。A2 同意核實按合理行政成本比例進行逐月扣抵結算。</w:t>
+      </w:r>
+    </w:p>
+    <w:p>
+      <w:r>
+        <w:t>---</w:t>
       </w:r>
     </w:p>
     <w:p>
       <w:pPr>
-        <w:spacing w:after="120" w:line="312" w:lineRule="auto"/>
+        <w:spacing w:before="160" w:after="40"/>
       </w:pPr>
       <w:r>
         <w:rPr>
-          <w:rFonts w:ascii="PingFang TC" w:hAnsi="PingFang TC"/>
-          <w:color w:val="2D3748"/>
-          <w:sz w:val="20"/>
-        </w:rPr>
-        <w:t>- 管委會主張：若 A2 有住戶欠繳管理費，應自返還基金中扣抵。</w:t>
-      </w:r>
-    </w:p>
-    <w:p>
-      <w:pPr>
-        <w:spacing w:after="120" w:line="312" w:lineRule="auto"/>
-      </w:pPr>
-      <w:r>
-        <w:rPr>
-          <w:rFonts w:ascii="PingFang TC" w:hAnsi="PingFang TC"/>
-          <w:color w:val="2D3748"/>
-          <w:sz w:val="20"/>
-        </w:rPr>
-        <w:t>- 法律防禦：依《條例》第 21 條，催繳管理費係個別區權人之債權債務關係，管委會應循督促程序催繳，不得自全體共有之公用基金中作不當聯結扣抵。但為求和解，若有確定欠費戶，得協議由該戶分得之利益額度限額抵充。</w:t>
-      </w:r>
-    </w:p>
-    <w:p>
-      <w:pPr>
-        <w:spacing w:after="120" w:line="312" w:lineRule="auto"/>
-      </w:pPr>
-      <w:r>
-        <w:rPr>
-          <w:rFonts w:ascii="PingFang TC" w:hAnsi="PingFang TC"/>
-          <w:color w:val="2D3748"/>
-          <w:sz w:val="20"/>
-        </w:rPr>
-        <w:t>2. 抗辯二：外包物業保全清潔合約過渡期分攤</w:t>
-      </w:r>
-    </w:p>
-    <w:p>
-      <w:pPr>
-        <w:spacing w:after="120" w:line="312" w:lineRule="auto"/>
-      </w:pPr>
-      <w:r>
-        <w:rPr>
-          <w:rFonts w:ascii="PingFang TC" w:hAnsi="PingFang TC"/>
-          <w:color w:val="2D3748"/>
-          <w:sz w:val="20"/>
-        </w:rPr>
-        <w:t>- 管委會主張：大社區已簽訂全年度保全與清潔合約（以 241 戶編列），若 A2 退出，將產生合約未滿之空缺分攤損失（預估數萬元）。</w:t>
-      </w:r>
-    </w:p>
-    <w:p>
-      <w:pPr>
-        <w:spacing w:after="120" w:line="312" w:lineRule="auto"/>
-      </w:pPr>
-      <w:r>
-        <w:rPr>
-          <w:rFonts w:ascii="PingFang TC" w:hAnsi="PingFang TC"/>
-          <w:color w:val="2D3748"/>
-          <w:sz w:val="20"/>
-        </w:rPr>
-        <w:t>- 法律防禦：A2 自始未要求保全越區巡邏且垃圾自理，大社區物業並未對 A2 提供實質勞務；合約亦得依戶數變動調整。然考量契約過渡期，A2 可同意負擔適度之「過渡行政分攤補貼」以促成和解。</w:t>
-      </w:r>
-    </w:p>
-    <w:p>
-      <w:pPr>
-        <w:spacing w:after="120" w:line="312" w:lineRule="auto"/>
-      </w:pPr>
-      <w:r>
-        <w:rPr>
-          <w:rFonts w:ascii="PingFang TC" w:hAnsi="PingFang TC"/>
-          <w:color w:val="2D3748"/>
-          <w:sz w:val="20"/>
-        </w:rPr>
-        <w:t>3. 抗辯三：合併期間（115/5/14 至今）行政維護管理公攤費</w:t>
-      </w:r>
-    </w:p>
-    <w:p>
-      <w:pPr>
-        <w:spacing w:after="120" w:line="312" w:lineRule="auto"/>
-      </w:pPr>
-      <w:r>
-        <w:rPr>
-          <w:rFonts w:ascii="PingFang TC" w:hAnsi="PingFang TC"/>
-          <w:color w:val="2D3748"/>
-          <w:sz w:val="20"/>
-        </w:rPr>
-        <w:t>- 管委會主張：自合併登記起至大會決議變更日止，A2 仍具會員身分，應分攤總體行政公攤成本。</w:t>
-      </w:r>
-    </w:p>
-    <w:p>
-      <w:pPr>
-        <w:spacing w:after="120" w:line="312" w:lineRule="auto"/>
-      </w:pPr>
-      <w:r>
-        <w:rPr>
-          <w:rFonts w:ascii="PingFang TC" w:hAnsi="PingFang TC"/>
-          <w:color w:val="2D3748"/>
-          <w:sz w:val="20"/>
-        </w:rPr>
-        <w:t>- 法律防禦：A2 未享受任何內部公共水電，但形式上確實共享大社區行政報備資源。A2 同意核實按合理行政成本比例進行逐月扣抵結算。</w:t>
-      </w:r>
-    </w:p>
-    <w:p>
-      <w:pPr>
-        <w:spacing w:before="240" w:after="120"/>
-      </w:pPr>
-      <w:r>
-        <w:rPr>
-          <w:rFonts w:ascii="PingFang TC" w:hAnsi="PingFang TC"/>
           <w:b/>
-          <w:color w:val="DE5814"/>
-          <w:sz w:val="26"/>
+          <w:color w:val="0F172A"/>
+          <w:sz w:val="23"/>
         </w:rPr>
         <w:t>三、談判底線與和解方案區間設計</w:t>
       </w:r>
     </w:p>
+    <w:tbl>
+      <w:tblPr>
+        <w:tblW w:type="auto" w:w="0"/>
+        <w:jc w:val="center"/>
+        <w:tblLook w:firstColumn="1" w:firstRow="1" w:lastColumn="0" w:lastRow="0" w:noHBand="0" w:noVBand="1" w:val="04A0"/>
+      </w:tblPr>
+      <w:tblGrid>
+        <w:gridCol w:w="3312"/>
+        <w:gridCol w:w="3312"/>
+        <w:gridCol w:w="3312"/>
+      </w:tblGrid>
+      <w:tr>
+        <w:tc>
+          <w:tcPr>
+            <w:tcW w:type="dxa" w:w="3312"/>
+            <w:shd w:fill="F1F5F9"/>
+          </w:tcPr>
+          <w:p>
+            <w:pPr>
+              <w:spacing w:after="40" w:line="276" w:lineRule="auto"/>
+            </w:pPr>
+            <w:r>
+              <w:rPr>
+                <w:rFonts w:ascii="Microsoft JhengHei" w:hAnsi="Microsoft JhengHei"/>
+                <w:b/>
+                <w:color w:val="0F172A"/>
+                <w:sz w:val="19"/>
+              </w:rPr>
+              <w:t>方案級別</w:t>
+            </w:r>
+          </w:p>
+        </w:tc>
+        <w:tc>
+          <w:tcPr>
+            <w:tcW w:type="dxa" w:w="3312"/>
+            <w:shd w:fill="F1F5F9"/>
+          </w:tcPr>
+          <w:p>
+            <w:pPr>
+              <w:spacing w:after="40" w:line="276" w:lineRule="auto"/>
+            </w:pPr>
+            <w:r>
+              <w:rPr>
+                <w:rFonts w:ascii="Microsoft JhengHei" w:hAnsi="Microsoft JhengHei"/>
+                <w:b/>
+                <w:color w:val="0F172A"/>
+                <w:sz w:val="19"/>
+              </w:rPr>
+              <w:t>預估結算返還金額</w:t>
+            </w:r>
+          </w:p>
+        </w:tc>
+        <w:tc>
+          <w:tcPr>
+            <w:tcW w:type="dxa" w:w="3312"/>
+            <w:shd w:fill="F1F5F9"/>
+          </w:tcPr>
+          <w:p>
+            <w:pPr>
+              <w:spacing w:after="40" w:line="276" w:lineRule="auto"/>
+            </w:pPr>
+            <w:r>
+              <w:rPr>
+                <w:rFonts w:ascii="Microsoft JhengHei" w:hAnsi="Microsoft JhengHei"/>
+                <w:b/>
+                <w:color w:val="0F172A"/>
+                <w:sz w:val="19"/>
+              </w:rPr>
+              <w:t>談判條件與戰略考量</w:t>
+            </w:r>
+          </w:p>
+        </w:tc>
+      </w:tr>
+      <w:tr>
+        <w:tc>
+          <w:tcPr>
+            <w:tcW w:type="dxa" w:w="3312"/>
+          </w:tcPr>
+          <w:p>
+            <w:pPr>
+              <w:spacing w:after="40" w:line="276" w:lineRule="auto"/>
+            </w:pPr>
+            <w:r>
+              <w:rPr>
+                <w:rFonts w:ascii="Microsoft JhengHei" w:hAnsi="Microsoft JhengHei"/>
+                <w:sz w:val="19"/>
+              </w:rPr>
+              <w:t>方案 A（最優方案）</w:t>
+            </w:r>
+          </w:p>
+        </w:tc>
+        <w:tc>
+          <w:tcPr>
+            <w:tcW w:type="dxa" w:w="3312"/>
+          </w:tcPr>
+          <w:p>
+            <w:pPr>
+              <w:spacing w:after="40" w:line="276" w:lineRule="auto"/>
+            </w:pPr>
+            <w:r>
+              <w:rPr>
+                <w:rFonts w:ascii="Microsoft JhengHei" w:hAnsi="Microsoft JhengHei"/>
+                <w:sz w:val="19"/>
+              </w:rPr>
+              <w:t>280,231 元 ＋ 孳息</w:t>
+            </w:r>
+          </w:p>
+        </w:tc>
+        <w:tc>
+          <w:tcPr>
+            <w:tcW w:type="dxa" w:w="3312"/>
+          </w:tcPr>
+          <w:p>
+            <w:pPr>
+              <w:spacing w:after="40" w:line="276" w:lineRule="auto"/>
+            </w:pPr>
+            <w:r>
+              <w:rPr>
+                <w:rFonts w:ascii="Microsoft JhengHei" w:hAnsi="Microsoft JhengHei"/>
+                <w:sz w:val="19"/>
+              </w:rPr>
+              <w:t>相對人全額移交定存本息與交屋基金；A2 立即切結門前水電自理，免除大社區未來修繕責任。</w:t>
+            </w:r>
+          </w:p>
+        </w:tc>
+      </w:tr>
+      <w:tr>
+        <w:tc>
+          <w:tcPr>
+            <w:tcW w:type="dxa" w:w="3312"/>
+          </w:tcPr>
+          <w:p>
+            <w:pPr>
+              <w:spacing w:after="40" w:line="276" w:lineRule="auto"/>
+            </w:pPr>
+            <w:r>
+              <w:rPr>
+                <w:rFonts w:ascii="Microsoft JhengHei" w:hAnsi="Microsoft JhengHei"/>
+                <w:sz w:val="19"/>
+              </w:rPr>
+              <w:t>方案 B（合理和解）</w:t>
+            </w:r>
+          </w:p>
+        </w:tc>
+        <w:tc>
+          <w:tcPr>
+            <w:tcW w:type="dxa" w:w="3312"/>
+          </w:tcPr>
+          <w:p>
+            <w:pPr>
+              <w:spacing w:after="40" w:line="276" w:lineRule="auto"/>
+            </w:pPr>
+            <w:r>
+              <w:rPr>
+                <w:rFonts w:ascii="Microsoft JhengHei" w:hAnsi="Microsoft JhengHei"/>
+                <w:sz w:val="19"/>
+              </w:rPr>
+              <w:t>約 250,000 ～ 260,000 元</w:t>
+            </w:r>
+          </w:p>
+        </w:tc>
+        <w:tc>
+          <w:tcPr>
+            <w:tcW w:type="dxa" w:w="3312"/>
+          </w:tcPr>
+          <w:p>
+            <w:pPr>
+              <w:spacing w:after="40" w:line="276" w:lineRule="auto"/>
+            </w:pPr>
+            <w:r>
+              <w:rPr>
+                <w:rFonts w:ascii="Microsoft JhengHei" w:hAnsi="Microsoft JhengHei"/>
+                <w:sz w:val="19"/>
+              </w:rPr>
+              <w:t>A2 自願提撥交屋款中之 20,000～30,000 元作為合約過渡補貼款，兼顧大社區面子，調處委員最易促成和解。</w:t>
+            </w:r>
+          </w:p>
+        </w:tc>
+      </w:tr>
+      <w:tr>
+        <w:tc>
+          <w:tcPr>
+            <w:tcW w:type="dxa" w:w="3312"/>
+          </w:tcPr>
+          <w:p>
+            <w:pPr>
+              <w:spacing w:after="40" w:line="276" w:lineRule="auto"/>
+            </w:pPr>
+            <w:r>
+              <w:rPr>
+                <w:rFonts w:ascii="Microsoft JhengHei" w:hAnsi="Microsoft JhengHei"/>
+                <w:sz w:val="19"/>
+              </w:rPr>
+              <w:t>方案 C（底線方案）</w:t>
+            </w:r>
+          </w:p>
+        </w:tc>
+        <w:tc>
+          <w:tcPr>
+            <w:tcW w:type="dxa" w:w="3312"/>
+          </w:tcPr>
+          <w:p>
+            <w:pPr>
+              <w:spacing w:after="40" w:line="276" w:lineRule="auto"/>
+            </w:pPr>
+            <w:r>
+              <w:rPr>
+                <w:rFonts w:ascii="Microsoft JhengHei" w:hAnsi="Microsoft JhengHei"/>
+                <w:sz w:val="19"/>
+              </w:rPr>
+              <w:t>220,231 元（保全定存單）</w:t>
+            </w:r>
+          </w:p>
+        </w:tc>
+        <w:tc>
+          <w:tcPr>
+            <w:tcW w:type="dxa" w:w="3312"/>
+          </w:tcPr>
+          <w:p>
+            <w:pPr>
+              <w:spacing w:after="40" w:line="276" w:lineRule="auto"/>
+            </w:pPr>
+            <w:r>
+              <w:rPr>
+                <w:rFonts w:ascii="Microsoft JhengHei" w:hAnsi="Microsoft JhengHei"/>
+                <w:sz w:val="19"/>
+              </w:rPr>
+              <w:t>交屋款 60,000 元同意作為結清歷史管理費與物業合約之對價，換取管委會完全配合將規約修正案排入大會。</w:t>
+            </w:r>
+          </w:p>
+        </w:tc>
+      </w:tr>
+    </w:tbl>
     <w:sectPr>
-      <w:pgSz w:w="11909" w:h="16834"/>
+      <w:pgSz w:w="12240" w:h="15840"/>
       <w:pgMar w:top="1152" w:right="1152" w:bottom="1152" w:left="1152" w:header="720" w:footer="720" w:gutter="0"/>
       <w:cols w:space="720"/>
       <w:docGrid w:linePitch="360"/>
@@ -792,6 +998,14 @@
     <w:name w:val="Normal"/>
     <w:qFormat/>
     <w:rsid w:val="00FC693F"/>
+    <w:pPr>
+      <w:spacing w:line="324" w:lineRule="auto" w:after="80"/>
+    </w:pPr>
+    <w:rPr>
+      <w:rFonts w:ascii="Microsoft JhengHei" w:hAnsi="Microsoft JhengHei"/>
+      <w:color w:val="1E293B"/>
+      <w:sz w:val="22"/>
+    </w:rPr>
   </w:style>
   <w:style w:type="paragraph" w:styleId="Header">
     <w:name w:val="header"/>
